--- a/ky/discovery-articles/2.8 Термодинамика.docx
+++ b/ky/discovery-articles/2.8 Термодинамика.docx
@@ -4,595 +4,397 @@
   <w:body>
     <w:p>
       <w:pPr>
-        <w:keepNext/>
-        <w:spacing w:before="280" w:after="120"/>
+        <w:pStyle w:val="Title"/>
+        <w:widowControl/>
       </w:pPr>
       <w:r>
-        <w:rPr>
-          <w:rFonts w:ascii="Calibri" w:hAnsi="Calibri" w:eastAsia="Calibri"/>
-          <w:b/>
-          <w:i w:val="0"/>
-          <w:color w:val="004E8C"/>
-          <w:sz w:val="44"/>
-        </w:rPr>
         <w:t>2.8 Термодинамика</w:t>
       </w:r>
     </w:p>
     <w:p>
       <w:pPr>
-        <w:spacing w:after="80"/>
+        <w:keepNext/>
+        <w:widowControl/>
       </w:pPr>
       <w:r>
         <w:rPr>
-          <w:rFonts w:ascii="Calibri" w:hAnsi="Calibri" w:eastAsia="Calibri"/>
-          <w:b w:val="0"/>
-          <w:i/>
-          <w:color w:val="505050"/>
-          <w:sz w:val="22"/>
+          <w:sz w:val="20"/>
         </w:rPr>
-        <w:t>2. Билим, илим жана өлчөө</w:t>
-      </w:r>
-    </w:p>
-    <w:p>
-      <w:pPr>
-        <w:spacing w:after="200"/>
-      </w:pPr>
-      <w:r>
-        <w:rPr>
-          <w:rFonts w:ascii="Calibri" w:hAnsi="Calibri" w:eastAsia="Calibri"/>
-          <w:b w:val="0"/>
-          <w:i/>
-          <w:sz w:val="22"/>
-        </w:rPr>
-        <w:t>Мезгил: XIX кылым (Карно, Жоуль, Клаузиус, Кельвин, Больцман); тамыры буу машинасынын устаканаларында | Негизги өкүлдөр: Сади Карно; Жеймс Жоуль; Рудольф Клаузиус; Уильям Томсон (Кельвин); Людвиг Больцман</w:t>
-      </w:r>
-    </w:p>
-    <w:p>
-      <w:pPr>
-        <w:spacing w:after="160" w:line="276" w:lineRule="auto"/>
-      </w:pPr>
-      <w:r>
-        <w:rPr>
-          <w:rFonts w:ascii="Calibri" w:hAnsi="Calibri" w:eastAsia="Calibri"/>
-          <w:b w:val="0"/>
-          <w:i w:val="0"/>
-          <w:sz w:val="22"/>
-        </w:rPr>
-        <w:t>Термодинамика жылуулукту, жумушту жана энергияны, ошондой эле аларды бири-бирине айлантуунун өзгөрбөс чектерин изилдейт. Ал кыймылдаткыч эмне үчүн жылуулуктун бир бөлүгүн текке кетирерин, муздаткычка эмне үчүн электр керектигин жана жоктон энергия берген түбөлүк машина эмне үчүн мүмкүн эместигин түшүндүрөт.</w:t>
+        <w:t>2. Таанып-билүү, илим жана өлчөө</w:t>
       </w:r>
     </w:p>
     <w:p>
       <w:pPr>
         <w:keepNext/>
-        <w:spacing w:before="240" w:after="120"/>
+        <w:widowControl/>
       </w:pPr>
       <w:r>
         <w:rPr>
-          <w:rFonts w:ascii="Calibri" w:hAnsi="Calibri" w:eastAsia="Calibri"/>
-          <w:b/>
-          <w:i w:val="0"/>
-          <w:color w:val="004E8C"/>
-          <w:sz w:val="28"/>
+          <w:sz w:val="20"/>
         </w:rPr>
-        <w:t>Негизги фактылар</w:t>
+        <w:t>Мезгил: XIX кылым (Карно, Жоуль, Клаузиус, Кельвин, Больцман); башаты буу кыймылдаткыч жасаган устаканаларда | Негизги салым кошкондор: Сади Карно; Жеймс Жоуль; Рудольф Клаузиус; Уильям Томсон (Кельвин); Людвиг Больцман</w:t>
+      </w:r>
+    </w:p>
+    <w:p>
+      <w:pPr>
+        <w:widowControl/>
+      </w:pPr>
+      <w:r>
+        <w:t>Термодинамика жылуулукту, жумушту, энергияны жана алардын бири-бирине айланышындагы чектерди изилдейт. Ал кыймылдаткыч эмне үчүн жылуулуктун бир бөлүгүн жоготорун, муздаткычка эмне үчүн энергия керектигин жана эч чыгымсыз чексиз энергия берген машина эмне үчүн мүмкүн эместигин түшүндүрөт.</w:t>
+      </w:r>
+    </w:p>
+    <w:p>
+      <w:pPr>
+        <w:pStyle w:val="Heading1"/>
+        <w:widowControl/>
+      </w:pPr>
+      <w:r>
+        <w:t>Негизги маалыматтар</w:t>
       </w:r>
     </w:p>
     <w:p>
       <w:pPr>
         <w:pStyle w:val="ListBullet"/>
+        <w:widowControl/>
       </w:pPr>
       <w:r>
-        <w:rPr>
-          <w:rFonts w:ascii="Calibri" w:hAnsi="Calibri" w:eastAsia="Calibri"/>
-          <w:b w:val="0"/>
-          <w:i w:val="0"/>
-          <w:sz w:val="22"/>
-        </w:rPr>
-        <w:t>Сади Карно жылуулук кыймылдаткычы ысыкты пайдалуу кыймылга канчалык натыйжалуу айландыра аларын изилдеген</w:t>
+        <w:t>Сади Карно жылуулук кыймылдаткычы жылуулукту пайдалуу кыймылга канчалык натыйжалуу айландыра аларын изилдеген.</w:t>
       </w:r>
     </w:p>
     <w:p>
       <w:pPr>
         <w:pStyle w:val="ListBullet"/>
+        <w:widowControl/>
       </w:pPr>
       <w:r>
-        <w:rPr>
-          <w:rFonts w:ascii="Calibri" w:hAnsi="Calibri" w:eastAsia="Calibri"/>
-          <w:b w:val="0"/>
-          <w:i w:val="0"/>
-          <w:sz w:val="22"/>
-        </w:rPr>
-        <w:t>Жеймс Жоуль жылуулук табышмактуу суюктук эмес, энергиянын бир түрү экенин далилдөөгө жардам берген</w:t>
+        <w:t>Жеймс Жоуль жылуулук сырдуу суюктук эмес, энергия менен байланышкан кубулуш экенин көрсөтүүгө көмөк кылган.</w:t>
       </w:r>
     </w:p>
     <w:p>
       <w:pPr>
         <w:pStyle w:val="ListBullet"/>
+        <w:widowControl/>
       </w:pPr>
       <w:r>
-        <w:rPr>
-          <w:rFonts w:ascii="Calibri" w:hAnsi="Calibri" w:eastAsia="Calibri"/>
-          <w:b w:val="0"/>
-          <w:i w:val="0"/>
-          <w:sz w:val="22"/>
-        </w:rPr>
-        <w:t>Клаузиус менен Кельвин негизги мыйзамдарды, анын ичинде толук артка кайтарылбай турган тартипсиздик — энтропиянын — өсүшүн баяндаган</w:t>
+        <w:t>Клаузиус менен Кельвин негизги мыйзамдарды, анын ичинде толук кайра кайтарылбаган өзгөрүүлөрдөгү энтропиянын өсүшүн баяндаган.</w:t>
       </w:r>
     </w:p>
     <w:p>
       <w:pPr>
         <w:pStyle w:val="ListBullet"/>
+        <w:widowControl/>
       </w:pPr>
       <w:r>
-        <w:rPr>
-          <w:rFonts w:ascii="Calibri" w:hAnsi="Calibri" w:eastAsia="Calibri"/>
-          <w:b w:val="0"/>
-          <w:i w:val="0"/>
-          <w:sz w:val="22"/>
-        </w:rPr>
-        <w:t>Больцман температураны майда бөлүкчөлөрдүн тынымсыз кыймылы менен байланыштырган</w:t>
+        <w:t>Больцман температураны майда бөлүкчөлөрдүн тынымсыз кыймылы менен байланыштырган.</w:t>
       </w:r>
     </w:p>
     <w:p>
       <w:pPr>
         <w:pStyle w:val="ListBullet"/>
+        <w:widowControl/>
       </w:pPr>
       <w:r>
-        <w:rPr>
-          <w:rFonts w:ascii="Calibri" w:hAnsi="Calibri" w:eastAsia="Calibri"/>
-          <w:b w:val="0"/>
-          <w:i w:val="0"/>
-          <w:sz w:val="22"/>
-        </w:rPr>
-        <w:t>Ушул эле эрежелер азыр да электр станциясын, автомобиль кыймылдаткычын, муздаткычты жана аба ырайы моделин долбоорлоодо колдонулат</w:t>
+        <w:t>Ошол эле эрежелер электр станцияларында, автоунаа кыймылдаткычтарында, муздаткычтарда жана аба ырайы моделдеринде колдонулат.</w:t>
       </w:r>
     </w:p>
     <w:p>
       <w:pPr>
-        <w:keepNext/>
-        <w:spacing w:before="240" w:after="120"/>
+        <w:pStyle w:val="Heading1"/>
+        <w:widowControl/>
       </w:pPr>
       <w:r>
-        <w:rPr>
-          <w:rFonts w:ascii="Calibri" w:hAnsi="Calibri" w:eastAsia="Calibri"/>
-          <w:b/>
-          <w:i w:val="0"/>
-          <w:color w:val="004E8C"/>
-          <w:sz w:val="28"/>
-        </w:rPr>
-        <w:t>Бул эмне</w:t>
+        <w:t>Бул эмне?</w:t>
       </w:r>
     </w:p>
     <w:p>
       <w:pPr>
-        <w:spacing w:after="160" w:line="276" w:lineRule="auto"/>
+        <w:widowControl/>
       </w:pPr>
       <w:r>
-        <w:rPr>
-          <w:rFonts w:ascii="Calibri" w:hAnsi="Calibri" w:eastAsia="Calibri"/>
-          <w:b w:val="0"/>
-          <w:i w:val="0"/>
-          <w:sz w:val="22"/>
-        </w:rPr>
-        <w:t>Термодинамика — кыймылдагы энергия тууралуу илим. Ал нерсени ысытканда, поршенди түрткөндө же бөлмөнү муздатканда эмне болорун изилдейт. Жылуулук — температура айырмасынан улам агып өткөн энергия; жумуш — нерсени жылдырууга же көтөрүүгө жумшалган энергия. Чайнек менен велосипедди элестетиңиз: чайнекте жылуулук топтолот, велосипедде басуу кыймылга айланат. Экөөнө тең жалпы эрежени термодинамика берет. Анын белгилүү мыйзамдары энергия жоктон жаралбай турганын, бир бөлүгү сөзсүз пайдалуулугу төмөн түргө өтөрүн жана кадимки кадамдар менен абсолюттук нөл температурага жетүүгө болбой турганын айтат.</w:t>
+        <w:t>Термодинамика энергиянын өтүшүн изилдейт. Ал бир нерсени ысытканда, поршенди түрткөндө же бөлмөнү муздатканда эмне болорун сурайт. Жылуулук — температура айырмасынан улам өткөн энергия. Жумуш нерсени кыймылдатуу же көтөрүү аркылуу энергия берүүгө байланыштуу. Чайнекти жана велосипедди элестетиңиз: чайнек ысыганда энергия топтойт, велосипед болсо түртүү күчүн кыймылга айландырат. Термодинамика экөөнө тең тиешелүү эрежелерди берет. Анын белгилүү мыйзамдары энергия жоктон жаралбай турганын, анын бир бөлүгү колдонууга азыраак ыңгайлуу түргө өтөрүн жана абсолюттук нөл температурага кадимки кадамдар менен жетүү мүмкүн эместигин айтат.</w:t>
       </w:r>
     </w:p>
     <w:p>
       <w:pPr>
-        <w:keepNext/>
-        <w:spacing w:before="240" w:after="120"/>
+        <w:pStyle w:val="Heading1"/>
+        <w:widowControl/>
       </w:pPr>
       <w:r>
-        <w:rPr>
-          <w:rFonts w:ascii="Calibri" w:hAnsi="Calibri" w:eastAsia="Calibri"/>
-          <w:b/>
-          <w:i w:val="0"/>
-          <w:color w:val="004E8C"/>
-          <w:sz w:val="28"/>
-        </w:rPr>
-        <w:t>Аны ким ачкан же ойлоп тапкан</w:t>
+        <w:t xml:space="preserve">Ким ойлоп тапкан</w:t>
       </w:r>
     </w:p>
     <w:p>
       <w:pPr>
-        <w:spacing w:after="160" w:line="276" w:lineRule="auto"/>
+        <w:widowControl/>
       </w:pPr>
       <w:r>
-        <w:rPr>
-          <w:rFonts w:ascii="Calibri" w:hAnsi="Calibri" w:eastAsia="Calibri"/>
-          <w:b w:val="0"/>
-          <w:i w:val="0"/>
-          <w:sz w:val="22"/>
-        </w:rPr>
-        <w:t>Термодинамиканы бир адам ойлоп тапкан эмес. Маселелерди буу машинасын жасаган инженерлер көтөргөн. Сади Карно идеалдуу кыймылдаткыч жөнүндө ой жүгүрткөн. Жеймс Жоуль механикалык жумуш жылуулукка айланарын өлчөгөн. Рудольф Клаузиус «энтропия» аталышын киргизген. Уильям Томсон — лорд Кельвин — абсолюттук температура шкаласын түзүүгө жардам берген. Людвиг Больцман жылуулукту молекулалардын кыймылы менен түшүндүргөн. Тармак устакана, лаборатория жана окуу жайдын биргелешкен эмгегинен жаралган.</w:t>
+        <w:t>Термодинамиканы бир адам ойлоп тапкан эмес. Суроолорду буу инженерлери койгон. Сади Карно идеалдуу кыймылдаткычтарды талдаган. Жеймс Жоуль механикалык жумуш кантип жылуулук пайда кыларын өлчөгөн. Рудольф Клаузиус энтропия түшүнүгүнө ат берген. Уильям Томсон, башкача айтканда лорд Кельвин, абсолюттук температураны аныктоого катышкан. Людвиг Больцман жылуулукту молекулалардын кыймылы менен түшүндүргөн. Тармак устаканада, лабораторияда жана окуу бөлмөсүндө бирге өнүккөн.</w:t>
       </w:r>
     </w:p>
     <w:p>
       <w:pPr>
-        <w:keepNext/>
-        <w:spacing w:before="240" w:after="120"/>
+        <w:pStyle w:val="Heading1"/>
+        <w:widowControl/>
       </w:pPr>
       <w:r>
-        <w:rPr>
-          <w:rFonts w:ascii="Calibri" w:hAnsi="Calibri" w:eastAsia="Calibri"/>
-          <w:b/>
-          <w:i w:val="0"/>
-          <w:color w:val="004E8C"/>
-          <w:sz w:val="28"/>
-        </w:rPr>
-        <w:t>Качан жана кантип пайда болгон</w:t>
+        <w:t>Качан жана кантип пайда болгон?</w:t>
       </w:r>
     </w:p>
     <w:p>
       <w:pPr>
-        <w:spacing w:after="160" w:line="276" w:lineRule="auto"/>
+        <w:widowControl/>
       </w:pPr>
       <w:r>
-        <w:rPr>
-          <w:rFonts w:ascii="Calibri" w:hAnsi="Calibri" w:eastAsia="Calibri"/>
-          <w:b w:val="0"/>
-          <w:i w:val="0"/>
-          <w:sz w:val="22"/>
-        </w:rPr>
-        <w:t>XIX кылымдын башында буу машиналары фабрика менен кемени өзгөртүп жаткан, бирок жылуулуктун чыныгы табияты тууралуу талаш күчтүү болгон. Карнонун идеялары ошол өнөр жай дүйнөсүнөн чыккан. Кылымдын ортосундагы тажрыйбалар жана так аныктамалар биринчи жана экинчи мыйзамды калыптандырган. Кийин статистикалык түшүнүктөр теорияны тереңдеткен. XX кылымга карата ар бир инженердик окуу жай бирдей энергия балансын окуткан. Бул тарых практика теорияга, теория болсо күркүрөгөн казанга жетип отурган доор болгон.</w:t>
+        <w:t>XIX кылымдын башында буу кыймылдаткычтары фабрикалар менен кемелерди өзгөртүп жаткан, бирок жылуулуктун табияты талаштуу эле. Карнонун идеялары ошол өнөр жай дүйнөсүнөн чыккан. Кылымдын ортосунда тажрыйбалар жана так аныктамалар биринчи жана экинчи мыйзамдарды берген. Кийин статистикалык идеялар түшүнүктү тереңдеткен. XX кылымга карата инженердик мектептер энергияны эсепке алуунун бирдей негиздерин окуткан. Бул тарыхта практика теорияга, теория болсо иштеп жаткан казандардын тажрыйбасына улам жетип турган.</w:t>
       </w:r>
     </w:p>
     <w:p>
       <w:pPr>
-        <w:keepNext/>
-        <w:spacing w:before="240" w:after="120"/>
+        <w:pStyle w:val="Heading1"/>
+        <w:widowControl/>
       </w:pPr>
       <w:r>
-        <w:rPr>
-          <w:rFonts w:ascii="Calibri" w:hAnsi="Calibri" w:eastAsia="Calibri"/>
-          <w:b/>
-          <w:i w:val="0"/>
-          <w:color w:val="004E8C"/>
-          <w:sz w:val="28"/>
-        </w:rPr>
-        <w:t>Илимий жактан мааниси</w:t>
+        <w:t>Илим үчүн мааниси</w:t>
       </w:r>
     </w:p>
     <w:p>
       <w:pPr>
-        <w:spacing w:after="160" w:line="276" w:lineRule="auto"/>
+        <w:widowControl/>
       </w:pPr>
       <w:r>
-        <w:rPr>
-          <w:rFonts w:ascii="Calibri" w:hAnsi="Calibri" w:eastAsia="Calibri"/>
-          <w:b w:val="0"/>
-          <w:i w:val="0"/>
-          <w:sz w:val="22"/>
-        </w:rPr>
-        <w:t>Термодинамикага чейин жылуулук «калорик» деп аталган бүдөмүк суюктук сыяктуу кабыл алынган. Жаңы мыйзамдар меш алдындагы туюмду салыштырууга жана үйрөтүүгө боло турган сандарга айланткан. Энергиянын таралып, пайдалуулугу азайганын өлчөгөн энтропия эмне үчүн сыянын сууга аралашуусу сыяктуу процесстер бир багытта гана жүрөрүн түшүндүргөн. Температура бөлүкчөлөрдүн кыймылы менен байланышкан. Химия, физика жана инженерия энергия тууралуу бир тилде сүйлөй баштаган. Натыйжада кыймылдаткычты, реакцияны жана кийин климаттын энергия балансын салыштырууга мүмкүн болгон.</w:t>
+        <w:t>Термодинамикага чейин жылуулук көп учурда «теплород» деп аталган бүдөмүк суюктук катары каралган. Жаңы мыйзамдар меш менен иштегендеги сезимди салыштырууга жана үйрөтүүгө боло турган сандарга айландырган. Энтропия — бул түшүндүрмөдө энергиянын канчалык таралып, пайдалуу жумушка азыраак жарамдуу болгонун мүнөздөгөн чоңдук — айрым процесстер эмне үчүн бир гана багытта жүрөрүн түшүндүргөн. Мисалы, сыя сууга аралашат. Температура бөлүкчөлөрдүн кыймылына байланышкан. Химия, физика жана инженерия энергия тууралуу жалпы тилге ээ болуп, кыймылдаткычтарды, реакцияларды, кийин климаттын энергия балансын салыштырууга мүмкүн болгон.</w:t>
       </w:r>
     </w:p>
     <w:p>
       <w:pPr>
-        <w:keepNext/>
-        <w:spacing w:before="240" w:after="120"/>
+        <w:pStyle w:val="Heading1"/>
+        <w:widowControl/>
       </w:pPr>
       <w:r>
-        <w:rPr>
-          <w:rFonts w:ascii="Calibri" w:hAnsi="Calibri" w:eastAsia="Calibri"/>
-          <w:b/>
-          <w:i w:val="0"/>
-          <w:color w:val="004E8C"/>
-          <w:sz w:val="28"/>
-        </w:rPr>
-        <w:t>Кийинки өнүгүүлөргө тийгизген таасири</w:t>
+        <w:t>Кийинки өнүгүүгө тийгизген таасири</w:t>
       </w:r>
     </w:p>
     <w:p>
       <w:pPr>
-        <w:spacing w:after="160" w:line="276" w:lineRule="auto"/>
+        <w:widowControl/>
       </w:pPr>
       <w:r>
-        <w:rPr>
-          <w:rFonts w:ascii="Calibri" w:hAnsi="Calibri" w:eastAsia="Calibri"/>
-          <w:b w:val="0"/>
-          <w:i w:val="0"/>
-          <w:sz w:val="22"/>
-        </w:rPr>
-        <w:t>Электр станциясы да, реактивдүү кыймылдаткыч да, үй муздаткычы да термодинамиканын мыйзамдары боюнча иштеген машиналар. Натыйжалуулук белгиси менен жылуулук насосунун көрсөткүчү XIX кылымдагы түшүнүктөрдү мурастаган. Маалымат теориясы менен химия энтропия тилин алган. Климат жана материал изилдөөлөрү энергия агымын дагы эле ошол эсеп менен карайт. Материал өзгөрсө да Карно көрсөткөн чек эскертүү бойдон калат: табият бир ысык казандан чексиз бекер жумуш бербейт.</w:t>
+        <w:t>Электр станциялары, реактивдүү кыймылдаткычтар жана үй муздаткычтары түзүлүшү боюнча термодинамикалык машиналар. Энергия натыйжалуулугунун белгилери менен жылуулук насосторунун көрсөткүчтөрү XIX кылымдагы түшүнүктөрдү улантат. Маалымат илими жана химия энтропиянын тилин колдонгон. Климат менен материалдарды изилдөө да энергия агымдарын ошол эле эсеп менен көзөмөлдөйт. Материалдар өзгөрсө да, Карно көрсөткөн чектер сакталат: жалгыз ысык булактан чексиз акысыз жумуш алууга болбойт.</w:t>
       </w:r>
     </w:p>
     <w:p>
       <w:pPr>
-        <w:keepNext/>
-        <w:spacing w:before="240" w:after="120"/>
+        <w:pStyle w:val="Heading1"/>
+        <w:widowControl/>
       </w:pPr>
       <w:r>
-        <w:rPr>
-          <w:rFonts w:ascii="Calibri" w:hAnsi="Calibri" w:eastAsia="Calibri"/>
-          <w:b/>
-          <w:i w:val="0"/>
-          <w:color w:val="004E8C"/>
-          <w:sz w:val="28"/>
-        </w:rPr>
-        <w:t>Адамдардын жашоосун кантип өзгөрткөн</w:t>
+        <w:t>Адамдардын жашоосун кантип өзгөрткөн?</w:t>
       </w:r>
     </w:p>
     <w:p>
       <w:pPr>
-        <w:spacing w:after="160" w:line="276" w:lineRule="auto"/>
+        <w:widowControl/>
       </w:pPr>
       <w:r>
-        <w:rPr>
-          <w:rFonts w:ascii="Calibri" w:hAnsi="Calibri" w:eastAsia="Calibri"/>
-          <w:b w:val="0"/>
-          <w:i w:val="0"/>
-          <w:sz w:val="22"/>
-        </w:rPr>
-        <w:t>Арзан механикалык энергия менен муздак сактоо эмгекти, азыкты жана үй турмушун өзгөрткөн. Чектерди түшүнүү адамдарды акча менен үмүттү текке кетирген түбөлүк кыймыл машинасынан да коргогон. Ошол эле энергияга умтулуу фабрика ысыгын, түтүндү жана кийин климат тууралуу тынчсызданууну жараткан. Күнүмдүк турмушта термодинамика муздаткычтын эмне үчүн үн чыгарарын, автомобильге эмне үчүн күйүүчү май керектигин жана жылуулоо эмне үчүн каражат үнөмдөрүн түшүндүрөт. Ал энергияны устакананын сыры эмес, жалпы коомдук маселе кылган.</w:t>
+        <w:t>Арзан механикалык күч жана муздакта сактоо эмгекти, тамак-ашты жана үй турмушун өзгөрткөн. Чектерди түшүнүү акча менен үмүттү текке кетирген түбөлүк кыймылдаткыч кыялдарынан да коргогон. Энергияга болгон талап фабрикалардын ысыгын, түтүндү, кийин климат тууралуу тынчсызданууну алып келген. Күнүмдүк жашоодо термодинамика муздаткычтын эмне үчүн иштеп үн чыгарарын, унаага эмне үчүн отун керектигин жана жылуулоо эмне үчүн каражат үнөмдөрүн түшүндүрөт. Ал энергияны устакананын сыры эмес, коомдук маселе кылган.</w:t>
       </w:r>
     </w:p>
     <w:p>
       <w:pPr>
-        <w:keepNext/>
-        <w:spacing w:before="240" w:after="120"/>
+        <w:pStyle w:val="Heading1"/>
+        <w:widowControl/>
       </w:pPr>
       <w:r>
-        <w:rPr>
-          <w:rFonts w:ascii="Calibri" w:hAnsi="Calibri" w:eastAsia="Calibri"/>
-          <w:b/>
-          <w:i w:val="0"/>
-          <w:color w:val="004E8C"/>
-          <w:sz w:val="28"/>
-        </w:rPr>
-        <w:t>Булактар жана шилтемелер</w:t>
+        <w:t>Булактар жана кошумча окуу</w:t>
       </w:r>
     </w:p>
     <w:p>
       <w:pPr>
-        <w:keepNext/>
-        <w:spacing w:before="240" w:after="120"/>
+        <w:pStyle w:val="Heading2"/>
+        <w:widowControl/>
       </w:pPr>
       <w:r>
         <w:rPr>
-          <w:rFonts w:ascii="Calibri" w:hAnsi="Calibri" w:eastAsia="Calibri"/>
-          <w:b/>
-          <w:i w:val="0"/>
-          <w:color w:val="004E8C"/>
-          <w:sz w:val="24"/>
+          <w:sz w:val="20"/>
         </w:rPr>
-        <w:t>A. Китептер жана негизги илимий эмгектер</w:t>
+        <w:t>Китептер жана негизги илимий эмгектер</w:t>
       </w:r>
     </w:p>
     <w:p>
       <w:pPr>
-        <w:spacing w:after="80"/>
-        <w:ind w:left="360"/>
+        <w:widowControl/>
       </w:pPr>
       <w:r>
         <w:rPr>
-          <w:rFonts w:ascii="Calibri" w:hAnsi="Calibri" w:eastAsia="Calibri"/>
-          <w:b w:val="0"/>
-          <w:i w:val="0"/>
-          <w:sz w:val="22"/>
+          <w:sz w:val="20"/>
         </w:rPr>
         <w:t>1. Cardwell, D. S. L. From Watt to Clausius: The Rise of Thermodynamics in the Early Industrial Age. Ithaca: Cornell University Press, 1971.</w:t>
       </w:r>
     </w:p>
     <w:p>
       <w:pPr>
-        <w:spacing w:after="80"/>
-        <w:ind w:left="360"/>
+        <w:widowControl/>
       </w:pPr>
       <w:r>
         <w:rPr>
-          <w:rFonts w:ascii="Calibri" w:hAnsi="Calibri" w:eastAsia="Calibri"/>
-          <w:b w:val="0"/>
-          <w:i w:val="0"/>
-          <w:sz w:val="22"/>
+          <w:sz w:val="20"/>
         </w:rPr>
         <w:t>2. Atkins, Peter. The Laws of Thermodynamics: A Very Short Introduction. Oxford: Oxford University Press, 2010.</w:t>
       </w:r>
     </w:p>
     <w:p>
       <w:pPr>
-        <w:keepNext/>
-        <w:spacing w:before="240" w:after="120"/>
+        <w:pStyle w:val="Heading2"/>
+        <w:widowControl/>
       </w:pPr>
       <w:r>
         <w:rPr>
-          <w:rFonts w:ascii="Calibri" w:hAnsi="Calibri" w:eastAsia="Calibri"/>
-          <w:b/>
-          <w:i w:val="0"/>
-          <w:color w:val="004E8C"/>
-          <w:sz w:val="24"/>
+          <w:sz w:val="20"/>
         </w:rPr>
-        <w:t>C. Мекемелердин материалдары жана энциклопедиялык булактар</w:t>
+        <w:t>Уюмдардын жана энциклопедиялардын материалдары</w:t>
       </w:r>
     </w:p>
     <w:p>
       <w:pPr>
-        <w:spacing w:after="80"/>
-        <w:ind w:left="360"/>
+        <w:widowControl/>
       </w:pPr>
       <w:r>
         <w:rPr>
-          <w:rFonts w:ascii="Calibri" w:hAnsi="Calibri" w:eastAsia="Calibri"/>
-          <w:b w:val="0"/>
-          <w:i w:val="0"/>
-          <w:sz w:val="22"/>
+          <w:sz w:val="20"/>
         </w:rPr>
-        <w:t>1. Encyclopaedia Britannica. “Thermodynamics” (“Термодинамика”).</w:t>
-      </w:r>
-      <w:r>
-        <w:rPr>
-          <w:rFonts w:ascii="Calibri" w:hAnsi="Calibri" w:eastAsia="Calibri"/>
-          <w:b w:val="0"/>
-          <w:i w:val="0"/>
-          <w:sz w:val="22"/>
-        </w:rPr>
-        <w:t xml:space="preserve"> </w:t>
+        <w:t xml:space="preserve">1. Encyclopaedia Britannica. 'Thermodynamics.' </w:t>
       </w:r>
       <w:hyperlink r:id="rId9">
         <w:r>
           <w:rPr>
-            <w:rFonts w:ascii="Calibri" w:hAnsi="Calibri" w:eastAsia="Calibri"/>
-            <w:b w:val="0"/>
-            <w:i w:val="0"/>
-            <w:sz w:val="22"/>
-            <w:color w:val="0563C1"/>
-            <w:u w:val="single"/>
+            <w:sz w:val="20"/>
           </w:rPr>
           <w:t>https://www.britannica.com/science/thermodynamics</w:t>
         </w:r>
       </w:hyperlink>
+      <w:r>
+        <w:rPr>
+          <w:sz w:val="20"/>
+        </w:rPr>
+      </w:r>
     </w:p>
     <w:p>
       <w:pPr>
-        <w:spacing w:after="80"/>
-        <w:ind w:left="360"/>
+        <w:widowControl/>
       </w:pPr>
       <w:r>
         <w:rPr>
-          <w:rFonts w:ascii="Calibri" w:hAnsi="Calibri" w:eastAsia="Calibri"/>
-          <w:b w:val="0"/>
-          <w:i w:val="0"/>
-          <w:sz w:val="22"/>
+          <w:sz w:val="20"/>
         </w:rPr>
-        <w:t>2. Encyclopaedia Britannica. “Entropy” (“Энтропия”).</w:t>
-      </w:r>
-      <w:r>
-        <w:rPr>
-          <w:rFonts w:ascii="Calibri" w:hAnsi="Calibri" w:eastAsia="Calibri"/>
-          <w:b w:val="0"/>
-          <w:i w:val="0"/>
-          <w:sz w:val="22"/>
-        </w:rPr>
-        <w:t xml:space="preserve"> </w:t>
+        <w:t xml:space="preserve">2. Encyclopaedia Britannica. 'Entropy.' </w:t>
       </w:r>
       <w:hyperlink r:id="rId10">
         <w:r>
           <w:rPr>
-            <w:rFonts w:ascii="Calibri" w:hAnsi="Calibri" w:eastAsia="Calibri"/>
-            <w:b w:val="0"/>
-            <w:i w:val="0"/>
-            <w:sz w:val="22"/>
-            <w:color w:val="0563C1"/>
-            <w:u w:val="single"/>
+            <w:sz w:val="20"/>
           </w:rPr>
           <w:t>https://www.britannica.com/science/entropy-physics</w:t>
         </w:r>
       </w:hyperlink>
-    </w:p>
-    <w:p>
-      <w:pPr>
-        <w:keepNext/>
-        <w:spacing w:before="240" w:after="120"/>
-      </w:pPr>
       <w:r>
         <w:rPr>
-          <w:rFonts w:ascii="Calibri" w:hAnsi="Calibri" w:eastAsia="Calibri"/>
-          <w:b/>
-          <w:i w:val="0"/>
-          <w:color w:val="004E8C"/>
-          <w:sz w:val="24"/>
+          <w:sz w:val="20"/>
         </w:rPr>
-        <w:t>D. Музейлердин, архивдердин жана китепканалардын материалдары</w:t>
       </w:r>
     </w:p>
     <w:p>
       <w:pPr>
-        <w:spacing w:after="80"/>
-        <w:ind w:left="360"/>
+        <w:pStyle w:val="Heading2"/>
+        <w:widowControl/>
       </w:pPr>
       <w:r>
         <w:rPr>
-          <w:rFonts w:ascii="Calibri" w:hAnsi="Calibri" w:eastAsia="Calibri"/>
-          <w:b w:val="0"/>
-          <w:i w:val="0"/>
-          <w:sz w:val="22"/>
+          <w:sz w:val="20"/>
         </w:rPr>
-        <w:t>1. Science Museum (London). Энергия, кыймылдаткыч жана өнөр жай кубаты боюнча коллекциялар.</w:t>
+        <w:t>Музейлердин, архивдердин жана китепканалардын материалдары</w:t>
       </w:r>
+    </w:p>
+    <w:p>
+      <w:pPr>
+        <w:widowControl/>
+      </w:pPr>
       <w:r>
         <w:rPr>
-          <w:rFonts w:ascii="Calibri" w:hAnsi="Calibri" w:eastAsia="Calibri"/>
-          <w:b w:val="0"/>
-          <w:i w:val="0"/>
-          <w:sz w:val="22"/>
+          <w:sz w:val="20"/>
         </w:rPr>
-        <w:t xml:space="preserve"> </w:t>
+        <w:t xml:space="preserve">1. Science Museum (London). Energy, engines, and industrial power collections. </w:t>
       </w:r>
       <w:hyperlink r:id="rId11">
         <w:r>
           <w:rPr>
-            <w:rFonts w:ascii="Calibri" w:hAnsi="Calibri" w:eastAsia="Calibri"/>
-            <w:b w:val="0"/>
-            <w:i w:val="0"/>
-            <w:sz w:val="22"/>
-            <w:color w:val="0563C1"/>
-            <w:u w:val="single"/>
+            <w:sz w:val="20"/>
           </w:rPr>
           <w:t>https://www.sciencemuseum.org.uk/objects-and-stories</w:t>
         </w:r>
       </w:hyperlink>
-    </w:p>
-    <w:p>
-      <w:pPr>
-        <w:keepNext/>
-        <w:spacing w:before="240" w:after="120"/>
-      </w:pPr>
       <w:r>
         <w:rPr>
-          <w:rFonts w:ascii="Calibri" w:hAnsi="Calibri" w:eastAsia="Calibri"/>
-          <w:b/>
-          <w:i w:val="0"/>
-          <w:color w:val="004E8C"/>
-          <w:sz w:val="24"/>
+          <w:sz w:val="20"/>
         </w:rPr>
-        <w:t>G. Космос агенттиктеринин, лабораториялардын жана илимий уюмдардын материалдары</w:t>
       </w:r>
     </w:p>
     <w:p>
       <w:pPr>
-        <w:spacing w:after="80"/>
-        <w:ind w:left="360"/>
+        <w:pStyle w:val="Heading2"/>
+        <w:widowControl/>
       </w:pPr>
       <w:r>
         <w:rPr>
-          <w:rFonts w:ascii="Calibri" w:hAnsi="Calibri" w:eastAsia="Calibri"/>
-          <w:b w:val="0"/>
-          <w:i w:val="0"/>
-          <w:sz w:val="22"/>
+          <w:sz w:val="20"/>
         </w:rPr>
-        <w:t>1. American Physical Society. Термодинамика жана ага байланыштуу ачылыштардын тарыхы боюнча материалдар.</w:t>
+        <w:t>Космос агенттиктери, лабораториялар жана илимий уюмдар</w:t>
       </w:r>
+    </w:p>
+    <w:p>
+      <w:pPr>
+        <w:widowControl/>
+      </w:pPr>
       <w:r>
         <w:rPr>
-          <w:rFonts w:ascii="Calibri" w:hAnsi="Calibri" w:eastAsia="Calibri"/>
-          <w:b w:val="0"/>
-          <w:i w:val="0"/>
-          <w:sz w:val="22"/>
+          <w:sz w:val="20"/>
         </w:rPr>
-        <w:t xml:space="preserve"> </w:t>
+        <w:t xml:space="preserve">1. American Physical Society. Physics history resources on thermodynamics and related milestones. </w:t>
       </w:r>
       <w:hyperlink r:id="rId12">
         <w:r>
           <w:rPr>
-            <w:rFonts w:ascii="Calibri" w:hAnsi="Calibri" w:eastAsia="Calibri"/>
-            <w:b w:val="0"/>
-            <w:i w:val="0"/>
-            <w:sz w:val="22"/>
-            <w:color w:val="0563C1"/>
-            <w:u w:val="single"/>
+            <w:sz w:val="20"/>
           </w:rPr>
           <w:t>https://www.aps.org/</w:t>
         </w:r>
       </w:hyperlink>
+      <w:r>
+        <w:rPr>
+          <w:sz w:val="20"/>
+        </w:rPr>
+      </w:r>
     </w:p>
     <w:sectPr>
-      <w:pgSz w:w="12240" w:h="15840"/>
-      <w:pgMar w:top="1296" w:right="1440" w:bottom="1296" w:left="1440" w:header="720" w:footer="720" w:gutter="0"/>
+      <w:footerReference w:type="default" r:id="rId13"/>
+      <w:pgSz w:w="11906" w:h="16838"/>
+      <w:pgMar w:top="1020" w:right="1134" w:bottom="1020" w:left="1134" w:header="720" w:footer="720" w:gutter="0"/>
       <w:cols w:space="720"/>
       <w:docGrid w:linePitch="360"/>
     </w:sectPr>
   </w:body>
 </w:document>
+</file>
+
+<file path=word/footer1.xml><?xml version="1.0" encoding="utf-8"?>
+<w:ftr xmlns:m="http://schemas.openxmlformats.org/officeDocument/2006/math" xmlns:mc="http://schemas.openxmlformats.org/markup-compatibility/2006" xmlns:mo="http://schemas.microsoft.com/office/mac/office/2008/main" xmlns:mv="urn:schemas-microsoft-com:mac:vml" xmlns:o="urn:schemas-microsoft-com:office:office" xmlns:r="http://schemas.openxmlformats.org/officeDocument/2006/relationships" xmlns:v="urn:schemas-microsoft-com:vml" xmlns:w10="urn:schemas-microsoft-com:office:word" xmlns:w14="http://schemas.microsoft.com/office/word/2010/wordml" xmlns:w="http://schemas.openxmlformats.org/wordprocessingml/2006/main" xmlns:wne="http://schemas.microsoft.com/office/word/2006/wordml" xmlns:wp14="http://schemas.microsoft.com/office/word/2010/wordprocessingDrawing" xmlns:wp="http://schemas.openxmlformats.org/drawingml/2006/wordprocessingDrawing" xmlns:wpc="http://schemas.microsoft.com/office/word/2010/wordprocessingCanvas" xmlns:wpg="http://schemas.microsoft.com/office/word/2010/wordprocessingGroup" xmlns:wpi="http://schemas.microsoft.com/office/word/2010/wordprocessingInk" xmlns:wps="http://schemas.microsoft.com/office/word/2010/wordprocessingShape" mc:Ignorable="w14 wp14">
+  <w:p>
+    <w:pPr>
+      <w:pStyle w:val="Footer"/>
+      <w:jc w:val="right"/>
+    </w:pPr>
+    <w:fldSimple w:instr="PAGE"/>
+  </w:p>
+</w:ftr>
 </file>
 
 <file path=word/numbering.xml><?xml version="1.0" encoding="utf-8"?>
@@ -803,7 +605,7 @@
   <w:docDefaults>
     <w:rPrDefault>
       <w:rPr>
-        <w:rFonts w:asciiTheme="minorHAnsi" w:eastAsiaTheme="minorEastAsia" w:hAnsiTheme="minorHAnsi" w:cstheme="minorBidi"/>
+        <w:rFonts/>
         <w:sz w:val="22"/>
         <w:szCs w:val="22"/>
         <w:lang w:val="en-US" w:eastAsia="en-US" w:bidi="ar-SA"/>
@@ -958,6 +760,15 @@
     <w:name w:val="Normal"/>
     <w:qFormat/>
     <w:rsid w:val="00FC693F"/>
+    <w:pPr>
+      <w:spacing w:after="80" w:line="240" w:lineRule="auto"/>
+    </w:pPr>
+    <w:rPr>
+      <w:rFonts w:ascii="Times New Roman" w:hAnsi="Times New Roman"/>
+      <w:color w:val="000000"/>
+      <w:sz w:val="24"/>
+      <w:lang w:val="ky-KG"/>
+    </w:rPr>
   </w:style>
   <w:style w:type="paragraph" w:styleId="Header">
     <w:name w:val="header"/>
@@ -1014,16 +825,17 @@
     <w:pPr>
       <w:keepNext/>
       <w:keepLines/>
-      <w:spacing w:before="480" w:after="0"/>
+      <w:spacing w:before="160" w:after="80" w:line="240" w:lineRule="auto"/>
       <w:outlineLvl w:val="0"/>
     </w:pPr>
     <w:rPr>
-      <w:rFonts w:asciiTheme="majorHAnsi" w:eastAsiaTheme="majorEastAsia" w:hAnsiTheme="majorHAnsi" w:cstheme="majorBidi"/>
+      <w:rFonts w:ascii="Times New Roman" w:hAnsi="Times New Roman"/>
       <w:b/>
       <w:bCs/>
-      <w:color w:val="365F91" w:themeColor="accent1" w:themeShade="BF"/>
-      <w:sz w:val="28"/>
+      <w:color w:val="000000"/>
+      <w:sz w:val="26"/>
       <w:szCs w:val="28"/>
+      <w:lang w:val="ky-KG"/>
     </w:rPr>
   </w:style>
   <w:style w:type="paragraph" w:styleId="Heading2">
@@ -1038,16 +850,17 @@
     <w:pPr>
       <w:keepNext/>
       <w:keepLines/>
-      <w:spacing w:before="200" w:after="0"/>
+      <w:spacing w:before="160" w:after="80" w:line="240" w:lineRule="auto"/>
       <w:outlineLvl w:val="1"/>
     </w:pPr>
     <w:rPr>
-      <w:rFonts w:asciiTheme="majorHAnsi" w:eastAsiaTheme="majorEastAsia" w:hAnsiTheme="majorHAnsi" w:cstheme="majorBidi"/>
+      <w:rFonts w:ascii="Times New Roman" w:hAnsi="Times New Roman"/>
       <w:b/>
       <w:bCs/>
-      <w:color w:val="4F81BD" w:themeColor="accent1"/>
+      <w:color w:val="000000"/>
       <w:sz w:val="26"/>
       <w:szCs w:val="26"/>
+      <w:lang w:val="ky-KG"/>
     </w:rPr>
   </w:style>
   <w:style w:type="paragraph" w:styleId="Heading3">
@@ -1066,7 +879,7 @@
       <w:outlineLvl w:val="2"/>
     </w:pPr>
     <w:rPr>
-      <w:rFonts w:asciiTheme="majorHAnsi" w:eastAsiaTheme="majorEastAsia" w:hAnsiTheme="majorHAnsi" w:cstheme="majorBidi"/>
+      <w:rFonts/>
       <w:b/>
       <w:bCs/>
       <w:color w:val="4F81BD" w:themeColor="accent1"/>
@@ -1089,7 +902,7 @@
       <w:outlineLvl w:val="3"/>
     </w:pPr>
     <w:rPr>
-      <w:rFonts w:asciiTheme="majorHAnsi" w:eastAsiaTheme="majorEastAsia" w:hAnsiTheme="majorHAnsi" w:cstheme="majorBidi"/>
+      <w:rFonts/>
       <w:b/>
       <w:bCs/>
       <w:i/>
@@ -1114,7 +927,7 @@
       <w:outlineLvl w:val="4"/>
     </w:pPr>
     <w:rPr>
-      <w:rFonts w:asciiTheme="majorHAnsi" w:eastAsiaTheme="majorEastAsia" w:hAnsiTheme="majorHAnsi" w:cstheme="majorBidi"/>
+      <w:rFonts/>
       <w:color w:val="243F60" w:themeColor="accent1" w:themeShade="7F"/>
     </w:rPr>
   </w:style>
@@ -1135,7 +948,7 @@
       <w:outlineLvl w:val="5"/>
     </w:pPr>
     <w:rPr>
-      <w:rFonts w:asciiTheme="majorHAnsi" w:eastAsiaTheme="majorEastAsia" w:hAnsiTheme="majorHAnsi" w:cstheme="majorBidi"/>
+      <w:rFonts/>
       <w:i/>
       <w:iCs/>
       <w:color w:val="243F60" w:themeColor="accent1" w:themeShade="7F"/>
@@ -1158,7 +971,7 @@
       <w:outlineLvl w:val="6"/>
     </w:pPr>
     <w:rPr>
-      <w:rFonts w:asciiTheme="majorHAnsi" w:eastAsiaTheme="majorEastAsia" w:hAnsiTheme="majorHAnsi" w:cstheme="majorBidi"/>
+      <w:rFonts/>
       <w:i/>
       <w:iCs/>
       <w:color w:val="404040" w:themeColor="text1" w:themeTint="BF"/>
@@ -1181,7 +994,7 @@
       <w:outlineLvl w:val="7"/>
     </w:pPr>
     <w:rPr>
-      <w:rFonts w:asciiTheme="majorHAnsi" w:eastAsiaTheme="majorEastAsia" w:hAnsiTheme="majorHAnsi" w:cstheme="majorBidi"/>
+      <w:rFonts/>
       <w:color w:val="4F81BD" w:themeColor="accent1"/>
       <w:sz w:val="20"/>
       <w:szCs w:val="20"/>
@@ -1204,7 +1017,7 @@
       <w:outlineLvl w:val="8"/>
     </w:pPr>
     <w:rPr>
-      <w:rFonts w:asciiTheme="majorHAnsi" w:eastAsiaTheme="majorEastAsia" w:hAnsiTheme="majorHAnsi" w:cstheme="majorBidi"/>
+      <w:rFonts/>
       <w:i/>
       <w:iCs/>
       <w:color w:val="404040" w:themeColor="text1" w:themeTint="BF"/>
@@ -1255,7 +1068,7 @@
     <w:uiPriority w:val="9"/>
     <w:rsid w:val="00FC693F"/>
     <w:rPr>
-      <w:rFonts w:asciiTheme="majorHAnsi" w:eastAsiaTheme="majorEastAsia" w:hAnsiTheme="majorHAnsi" w:cstheme="majorBidi"/>
+      <w:rFonts/>
       <w:b/>
       <w:bCs/>
       <w:color w:val="365F91" w:themeColor="accent1" w:themeShade="BF"/>
@@ -1270,7 +1083,7 @@
     <w:uiPriority w:val="9"/>
     <w:rsid w:val="00FC693F"/>
     <w:rPr>
-      <w:rFonts w:asciiTheme="majorHAnsi" w:eastAsiaTheme="majorEastAsia" w:hAnsiTheme="majorHAnsi" w:cstheme="majorBidi"/>
+      <w:rFonts/>
       <w:b/>
       <w:bCs/>
       <w:color w:val="4F81BD" w:themeColor="accent1"/>
@@ -1285,7 +1098,7 @@
     <w:uiPriority w:val="9"/>
     <w:rsid w:val="00FC693F"/>
     <w:rPr>
-      <w:rFonts w:asciiTheme="majorHAnsi" w:eastAsiaTheme="majorEastAsia" w:hAnsiTheme="majorHAnsi" w:cstheme="majorBidi"/>
+      <w:rFonts/>
       <w:b/>
       <w:bCs/>
       <w:color w:val="4F81BD" w:themeColor="accent1"/>
@@ -1300,19 +1113,17 @@
     <w:qFormat/>
     <w:rsid w:val="00FC693F"/>
     <w:pPr>
-      <w:pBdr>
-        <w:bottom w:val="single" w:sz="8" w:space="4" w:color="4F81BD" w:themeColor="accent1"/>
-      </w:pBdr>
-      <w:spacing w:after="300" w:line="240" w:lineRule="auto"/>
+      <w:spacing w:after="80" w:line="240" w:lineRule="auto"/>
       <w:contextualSpacing/>
     </w:pPr>
     <w:rPr>
-      <w:rFonts w:asciiTheme="majorHAnsi" w:eastAsiaTheme="majorEastAsia" w:hAnsiTheme="majorHAnsi" w:cstheme="majorBidi"/>
-      <w:color w:val="17365D" w:themeColor="text2" w:themeShade="BF"/>
+      <w:rFonts w:ascii="Times New Roman" w:hAnsi="Times New Roman"/>
+      <w:color w:val="000000"/>
       <w:spacing w:val="5"/>
       <w:kern w:val="28"/>
-      <w:sz w:val="52"/>
+      <w:sz w:val="40"/>
       <w:szCs w:val="52"/>
+      <w:lang w:val="ky-KG"/>
     </w:rPr>
   </w:style>
   <w:style w:type="character" w:customStyle="1" w:styleId="TitleChar">
@@ -1322,7 +1133,7 @@
     <w:uiPriority w:val="10"/>
     <w:rsid w:val="00FC693F"/>
     <w:rPr>
-      <w:rFonts w:asciiTheme="majorHAnsi" w:eastAsiaTheme="majorEastAsia" w:hAnsiTheme="majorHAnsi" w:cstheme="majorBidi"/>
+      <w:rFonts/>
       <w:color w:val="17365D" w:themeColor="text2" w:themeShade="BF"/>
       <w:spacing w:val="5"/>
       <w:kern w:val="28"/>
@@ -1344,7 +1155,7 @@
       </w:numPr>
     </w:pPr>
     <w:rPr>
-      <w:rFonts w:asciiTheme="majorHAnsi" w:eastAsiaTheme="majorEastAsia" w:hAnsiTheme="majorHAnsi" w:cstheme="majorBidi"/>
+      <w:rFonts/>
       <w:i/>
       <w:iCs/>
       <w:color w:val="4F81BD" w:themeColor="accent1"/>
@@ -1360,7 +1171,7 @@
     <w:uiPriority w:val="11"/>
     <w:rsid w:val="00FC693F"/>
     <w:rPr>
-      <w:rFonts w:asciiTheme="majorHAnsi" w:eastAsiaTheme="majorEastAsia" w:hAnsiTheme="majorHAnsi" w:cstheme="majorBidi"/>
+      <w:rFonts/>
       <w:i/>
       <w:iCs/>
       <w:color w:val="4F81BD" w:themeColor="accent1"/>
@@ -1485,8 +1296,15 @@
       <w:numPr>
         <w:numId w:val="1"/>
       </w:numPr>
+      <w:spacing w:after="80" w:line="240" w:lineRule="auto"/>
       <w:contextualSpacing/>
     </w:pPr>
+    <w:rPr>
+      <w:rFonts w:ascii="Times New Roman" w:hAnsi="Times New Roman"/>
+      <w:color w:val="000000"/>
+      <w:sz w:val="24"/>
+      <w:lang w:val="ky-KG"/>
+    </w:rPr>
   </w:style>
   <w:style w:type="paragraph" w:styleId="ListBullet2">
     <w:name w:val="List Bullet 2"/>
@@ -1658,7 +1476,7 @@
     <w:semiHidden/>
     <w:rsid w:val="00FC693F"/>
     <w:rPr>
-      <w:rFonts w:asciiTheme="majorHAnsi" w:eastAsiaTheme="majorEastAsia" w:hAnsiTheme="majorHAnsi" w:cstheme="majorBidi"/>
+      <w:rFonts/>
       <w:b/>
       <w:bCs/>
       <w:i/>
@@ -1674,7 +1492,7 @@
     <w:semiHidden/>
     <w:rsid w:val="00FC693F"/>
     <w:rPr>
-      <w:rFonts w:asciiTheme="majorHAnsi" w:eastAsiaTheme="majorEastAsia" w:hAnsiTheme="majorHAnsi" w:cstheme="majorBidi"/>
+      <w:rFonts/>
       <w:color w:val="243F60" w:themeColor="accent1" w:themeShade="7F"/>
     </w:rPr>
   </w:style>
@@ -1686,7 +1504,7 @@
     <w:semiHidden/>
     <w:rsid w:val="00FC693F"/>
     <w:rPr>
-      <w:rFonts w:asciiTheme="majorHAnsi" w:eastAsiaTheme="majorEastAsia" w:hAnsiTheme="majorHAnsi" w:cstheme="majorBidi"/>
+      <w:rFonts/>
       <w:i/>
       <w:iCs/>
       <w:color w:val="243F60" w:themeColor="accent1" w:themeShade="7F"/>
@@ -1700,7 +1518,7 @@
     <w:semiHidden/>
     <w:rsid w:val="00FC693F"/>
     <w:rPr>
-      <w:rFonts w:asciiTheme="majorHAnsi" w:eastAsiaTheme="majorEastAsia" w:hAnsiTheme="majorHAnsi" w:cstheme="majorBidi"/>
+      <w:rFonts/>
       <w:i/>
       <w:iCs/>
       <w:color w:val="404040" w:themeColor="text1" w:themeTint="BF"/>
@@ -1714,7 +1532,7 @@
     <w:semiHidden/>
     <w:rsid w:val="00FC693F"/>
     <w:rPr>
-      <w:rFonts w:asciiTheme="majorHAnsi" w:eastAsiaTheme="majorEastAsia" w:hAnsiTheme="majorHAnsi" w:cstheme="majorBidi"/>
+      <w:rFonts/>
       <w:color w:val="4F81BD" w:themeColor="accent1"/>
       <w:sz w:val="20"/>
       <w:szCs w:val="20"/>
@@ -1728,7 +1546,7 @@
     <w:semiHidden/>
     <w:rsid w:val="00FC693F"/>
     <w:rPr>
-      <w:rFonts w:asciiTheme="majorHAnsi" w:eastAsiaTheme="majorEastAsia" w:hAnsiTheme="majorHAnsi" w:cstheme="majorBidi"/>
+      <w:rFonts/>
       <w:i/>
       <w:iCs/>
       <w:color w:val="404040" w:themeColor="text1" w:themeTint="BF"/>
@@ -1787,9 +1605,6 @@
     <w:qFormat/>
     <w:rsid w:val="00FC693F"/>
     <w:pPr>
-      <w:pBdr>
-        <w:bottom w:val="single" w:sz="4" w:space="4" w:color="4F81BD" w:themeColor="accent1"/>
-      </w:pBdr>
       <w:spacing w:before="200" w:after="280"/>
       <w:ind w:left="936" w:right="936"/>
     </w:pPr>
@@ -3317,7 +3132,7 @@
         <w:spacing w:before="0" w:after="0" w:line="240" w:lineRule="auto"/>
       </w:pPr>
       <w:rPr>
-        <w:rFonts w:asciiTheme="majorHAnsi" w:eastAsiaTheme="majorEastAsia" w:hAnsiTheme="majorHAnsi" w:cstheme="majorBidi"/>
+        <w:rFonts/>
         <w:b/>
         <w:bCs/>
       </w:rPr>
@@ -3338,7 +3153,7 @@
         <w:spacing w:before="0" w:after="0" w:line="240" w:lineRule="auto"/>
       </w:pPr>
       <w:rPr>
-        <w:rFonts w:asciiTheme="majorHAnsi" w:eastAsiaTheme="majorEastAsia" w:hAnsiTheme="majorHAnsi" w:cstheme="majorBidi"/>
+        <w:rFonts/>
         <w:b/>
         <w:bCs/>
       </w:rPr>
@@ -3356,14 +3171,14 @@
     </w:tblStylePr>
     <w:tblStylePr w:type="firstCol">
       <w:rPr>
-        <w:rFonts w:asciiTheme="majorHAnsi" w:eastAsiaTheme="majorEastAsia" w:hAnsiTheme="majorHAnsi" w:cstheme="majorBidi"/>
+        <w:rFonts/>
         <w:b/>
         <w:bCs/>
       </w:rPr>
     </w:tblStylePr>
     <w:tblStylePr w:type="lastCol">
       <w:rPr>
-        <w:rFonts w:asciiTheme="majorHAnsi" w:eastAsiaTheme="majorEastAsia" w:hAnsiTheme="majorHAnsi" w:cstheme="majorBidi"/>
+        <w:rFonts/>
         <w:b/>
         <w:bCs/>
       </w:rPr>
@@ -3447,7 +3262,7 @@
         <w:spacing w:before="0" w:after="0" w:line="240" w:lineRule="auto"/>
       </w:pPr>
       <w:rPr>
-        <w:rFonts w:asciiTheme="majorHAnsi" w:eastAsiaTheme="majorEastAsia" w:hAnsiTheme="majorHAnsi" w:cstheme="majorBidi"/>
+        <w:rFonts/>
         <w:b/>
         <w:bCs/>
       </w:rPr>
@@ -3468,7 +3283,7 @@
         <w:spacing w:before="0" w:after="0" w:line="240" w:lineRule="auto"/>
       </w:pPr>
       <w:rPr>
-        <w:rFonts w:asciiTheme="majorHAnsi" w:eastAsiaTheme="majorEastAsia" w:hAnsiTheme="majorHAnsi" w:cstheme="majorBidi"/>
+        <w:rFonts/>
         <w:b/>
         <w:bCs/>
       </w:rPr>
@@ -3486,14 +3301,14 @@
     </w:tblStylePr>
     <w:tblStylePr w:type="firstCol">
       <w:rPr>
-        <w:rFonts w:asciiTheme="majorHAnsi" w:eastAsiaTheme="majorEastAsia" w:hAnsiTheme="majorHAnsi" w:cstheme="majorBidi"/>
+        <w:rFonts/>
         <w:b/>
         <w:bCs/>
       </w:rPr>
     </w:tblStylePr>
     <w:tblStylePr w:type="lastCol">
       <w:rPr>
-        <w:rFonts w:asciiTheme="majorHAnsi" w:eastAsiaTheme="majorEastAsia" w:hAnsiTheme="majorHAnsi" w:cstheme="majorBidi"/>
+        <w:rFonts/>
         <w:b/>
         <w:bCs/>
       </w:rPr>
@@ -3577,7 +3392,7 @@
         <w:spacing w:before="0" w:after="0" w:line="240" w:lineRule="auto"/>
       </w:pPr>
       <w:rPr>
-        <w:rFonts w:asciiTheme="majorHAnsi" w:eastAsiaTheme="majorEastAsia" w:hAnsiTheme="majorHAnsi" w:cstheme="majorBidi"/>
+        <w:rFonts/>
         <w:b/>
         <w:bCs/>
       </w:rPr>
@@ -3598,7 +3413,7 @@
         <w:spacing w:before="0" w:after="0" w:line="240" w:lineRule="auto"/>
       </w:pPr>
       <w:rPr>
-        <w:rFonts w:asciiTheme="majorHAnsi" w:eastAsiaTheme="majorEastAsia" w:hAnsiTheme="majorHAnsi" w:cstheme="majorBidi"/>
+        <w:rFonts/>
         <w:b/>
         <w:bCs/>
       </w:rPr>
@@ -3616,14 +3431,14 @@
     </w:tblStylePr>
     <w:tblStylePr w:type="firstCol">
       <w:rPr>
-        <w:rFonts w:asciiTheme="majorHAnsi" w:eastAsiaTheme="majorEastAsia" w:hAnsiTheme="majorHAnsi" w:cstheme="majorBidi"/>
+        <w:rFonts/>
         <w:b/>
         <w:bCs/>
       </w:rPr>
     </w:tblStylePr>
     <w:tblStylePr w:type="lastCol">
       <w:rPr>
-        <w:rFonts w:asciiTheme="majorHAnsi" w:eastAsiaTheme="majorEastAsia" w:hAnsiTheme="majorHAnsi" w:cstheme="majorBidi"/>
+        <w:rFonts/>
         <w:b/>
         <w:bCs/>
       </w:rPr>
@@ -3707,7 +3522,7 @@
         <w:spacing w:before="0" w:after="0" w:line="240" w:lineRule="auto"/>
       </w:pPr>
       <w:rPr>
-        <w:rFonts w:asciiTheme="majorHAnsi" w:eastAsiaTheme="majorEastAsia" w:hAnsiTheme="majorHAnsi" w:cstheme="majorBidi"/>
+        <w:rFonts/>
         <w:b/>
         <w:bCs/>
       </w:rPr>
@@ -3728,7 +3543,7 @@
         <w:spacing w:before="0" w:after="0" w:line="240" w:lineRule="auto"/>
       </w:pPr>
       <w:rPr>
-        <w:rFonts w:asciiTheme="majorHAnsi" w:eastAsiaTheme="majorEastAsia" w:hAnsiTheme="majorHAnsi" w:cstheme="majorBidi"/>
+        <w:rFonts/>
         <w:b/>
         <w:bCs/>
       </w:rPr>
@@ -3746,14 +3561,14 @@
     </w:tblStylePr>
     <w:tblStylePr w:type="firstCol">
       <w:rPr>
-        <w:rFonts w:asciiTheme="majorHAnsi" w:eastAsiaTheme="majorEastAsia" w:hAnsiTheme="majorHAnsi" w:cstheme="majorBidi"/>
+        <w:rFonts/>
         <w:b/>
         <w:bCs/>
       </w:rPr>
     </w:tblStylePr>
     <w:tblStylePr w:type="lastCol">
       <w:rPr>
-        <w:rFonts w:asciiTheme="majorHAnsi" w:eastAsiaTheme="majorEastAsia" w:hAnsiTheme="majorHAnsi" w:cstheme="majorBidi"/>
+        <w:rFonts/>
         <w:b/>
         <w:bCs/>
       </w:rPr>
@@ -3837,7 +3652,7 @@
         <w:spacing w:before="0" w:after="0" w:line="240" w:lineRule="auto"/>
       </w:pPr>
       <w:rPr>
-        <w:rFonts w:asciiTheme="majorHAnsi" w:eastAsiaTheme="majorEastAsia" w:hAnsiTheme="majorHAnsi" w:cstheme="majorBidi"/>
+        <w:rFonts/>
         <w:b/>
         <w:bCs/>
       </w:rPr>
@@ -3858,7 +3673,7 @@
         <w:spacing w:before="0" w:after="0" w:line="240" w:lineRule="auto"/>
       </w:pPr>
       <w:rPr>
-        <w:rFonts w:asciiTheme="majorHAnsi" w:eastAsiaTheme="majorEastAsia" w:hAnsiTheme="majorHAnsi" w:cstheme="majorBidi"/>
+        <w:rFonts/>
         <w:b/>
         <w:bCs/>
       </w:rPr>
@@ -3876,14 +3691,14 @@
     </w:tblStylePr>
     <w:tblStylePr w:type="firstCol">
       <w:rPr>
-        <w:rFonts w:asciiTheme="majorHAnsi" w:eastAsiaTheme="majorEastAsia" w:hAnsiTheme="majorHAnsi" w:cstheme="majorBidi"/>
+        <w:rFonts/>
         <w:b/>
         <w:bCs/>
       </w:rPr>
     </w:tblStylePr>
     <w:tblStylePr w:type="lastCol">
       <w:rPr>
-        <w:rFonts w:asciiTheme="majorHAnsi" w:eastAsiaTheme="majorEastAsia" w:hAnsiTheme="majorHAnsi" w:cstheme="majorBidi"/>
+        <w:rFonts/>
         <w:b/>
         <w:bCs/>
       </w:rPr>
@@ -3967,7 +3782,7 @@
         <w:spacing w:before="0" w:after="0" w:line="240" w:lineRule="auto"/>
       </w:pPr>
       <w:rPr>
-        <w:rFonts w:asciiTheme="majorHAnsi" w:eastAsiaTheme="majorEastAsia" w:hAnsiTheme="majorHAnsi" w:cstheme="majorBidi"/>
+        <w:rFonts/>
         <w:b/>
         <w:bCs/>
       </w:rPr>
@@ -3988,7 +3803,7 @@
         <w:spacing w:before="0" w:after="0" w:line="240" w:lineRule="auto"/>
       </w:pPr>
       <w:rPr>
-        <w:rFonts w:asciiTheme="majorHAnsi" w:eastAsiaTheme="majorEastAsia" w:hAnsiTheme="majorHAnsi" w:cstheme="majorBidi"/>
+        <w:rFonts/>
         <w:b/>
         <w:bCs/>
       </w:rPr>
@@ -4006,14 +3821,14 @@
     </w:tblStylePr>
     <w:tblStylePr w:type="firstCol">
       <w:rPr>
-        <w:rFonts w:asciiTheme="majorHAnsi" w:eastAsiaTheme="majorEastAsia" w:hAnsiTheme="majorHAnsi" w:cstheme="majorBidi"/>
+        <w:rFonts/>
         <w:b/>
         <w:bCs/>
       </w:rPr>
     </w:tblStylePr>
     <w:tblStylePr w:type="lastCol">
       <w:rPr>
-        <w:rFonts w:asciiTheme="majorHAnsi" w:eastAsiaTheme="majorEastAsia" w:hAnsiTheme="majorHAnsi" w:cstheme="majorBidi"/>
+        <w:rFonts/>
         <w:b/>
         <w:bCs/>
       </w:rPr>
@@ -4097,7 +3912,7 @@
         <w:spacing w:before="0" w:after="0" w:line="240" w:lineRule="auto"/>
       </w:pPr>
       <w:rPr>
-        <w:rFonts w:asciiTheme="majorHAnsi" w:eastAsiaTheme="majorEastAsia" w:hAnsiTheme="majorHAnsi" w:cstheme="majorBidi"/>
+        <w:rFonts/>
         <w:b/>
         <w:bCs/>
       </w:rPr>
@@ -4118,7 +3933,7 @@
         <w:spacing w:before="0" w:after="0" w:line="240" w:lineRule="auto"/>
       </w:pPr>
       <w:rPr>
-        <w:rFonts w:asciiTheme="majorHAnsi" w:eastAsiaTheme="majorEastAsia" w:hAnsiTheme="majorHAnsi" w:cstheme="majorBidi"/>
+        <w:rFonts/>
         <w:b/>
         <w:bCs/>
       </w:rPr>
@@ -4136,14 +3951,14 @@
     </w:tblStylePr>
     <w:tblStylePr w:type="firstCol">
       <w:rPr>
-        <w:rFonts w:asciiTheme="majorHAnsi" w:eastAsiaTheme="majorEastAsia" w:hAnsiTheme="majorHAnsi" w:cstheme="majorBidi"/>
+        <w:rFonts/>
         <w:b/>
         <w:bCs/>
       </w:rPr>
     </w:tblStylePr>
     <w:tblStylePr w:type="lastCol">
       <w:rPr>
-        <w:rFonts w:asciiTheme="majorHAnsi" w:eastAsiaTheme="majorEastAsia" w:hAnsiTheme="majorHAnsi" w:cstheme="majorBidi"/>
+        <w:rFonts/>
         <w:b/>
         <w:bCs/>
       </w:rPr>
@@ -6008,7 +5823,7 @@
     </w:tblPr>
     <w:tblStylePr w:type="firstRow">
       <w:rPr>
-        <w:rFonts w:asciiTheme="majorHAnsi" w:eastAsiaTheme="majorEastAsia" w:hAnsiTheme="majorHAnsi" w:cstheme="majorBidi"/>
+        <w:rFonts/>
       </w:rPr>
       <w:tblPr/>
       <w:tcPr>
@@ -6092,7 +5907,7 @@
     </w:tblPr>
     <w:tblStylePr w:type="firstRow">
       <w:rPr>
-        <w:rFonts w:asciiTheme="majorHAnsi" w:eastAsiaTheme="majorEastAsia" w:hAnsiTheme="majorHAnsi" w:cstheme="majorBidi"/>
+        <w:rFonts/>
       </w:rPr>
       <w:tblPr/>
       <w:tcPr>
@@ -6176,7 +5991,7 @@
     </w:tblPr>
     <w:tblStylePr w:type="firstRow">
       <w:rPr>
-        <w:rFonts w:asciiTheme="majorHAnsi" w:eastAsiaTheme="majorEastAsia" w:hAnsiTheme="majorHAnsi" w:cstheme="majorBidi"/>
+        <w:rFonts/>
       </w:rPr>
       <w:tblPr/>
       <w:tcPr>
@@ -6260,7 +6075,7 @@
     </w:tblPr>
     <w:tblStylePr w:type="firstRow">
       <w:rPr>
-        <w:rFonts w:asciiTheme="majorHAnsi" w:eastAsiaTheme="majorEastAsia" w:hAnsiTheme="majorHAnsi" w:cstheme="majorBidi"/>
+        <w:rFonts/>
       </w:rPr>
       <w:tblPr/>
       <w:tcPr>
@@ -6344,7 +6159,7 @@
     </w:tblPr>
     <w:tblStylePr w:type="firstRow">
       <w:rPr>
-        <w:rFonts w:asciiTheme="majorHAnsi" w:eastAsiaTheme="majorEastAsia" w:hAnsiTheme="majorHAnsi" w:cstheme="majorBidi"/>
+        <w:rFonts/>
       </w:rPr>
       <w:tblPr/>
       <w:tcPr>
@@ -6428,7 +6243,7 @@
     </w:tblPr>
     <w:tblStylePr w:type="firstRow">
       <w:rPr>
-        <w:rFonts w:asciiTheme="majorHAnsi" w:eastAsiaTheme="majorEastAsia" w:hAnsiTheme="majorHAnsi" w:cstheme="majorBidi"/>
+        <w:rFonts/>
       </w:rPr>
       <w:tblPr/>
       <w:tcPr>
@@ -6512,7 +6327,7 @@
     </w:tblPr>
     <w:tblStylePr w:type="firstRow">
       <w:rPr>
-        <w:rFonts w:asciiTheme="majorHAnsi" w:eastAsiaTheme="majorEastAsia" w:hAnsiTheme="majorHAnsi" w:cstheme="majorBidi"/>
+        <w:rFonts/>
       </w:rPr>
       <w:tblPr/>
       <w:tcPr>
@@ -6577,7 +6392,7 @@
       <w:spacing w:after="0" w:line="240" w:lineRule="auto"/>
     </w:pPr>
     <w:rPr>
-      <w:rFonts w:asciiTheme="majorHAnsi" w:eastAsiaTheme="majorEastAsia" w:hAnsiTheme="majorHAnsi" w:cstheme="majorBidi"/>
+      <w:rFonts/>
       <w:color w:val="000000" w:themeColor="text1"/>
     </w:rPr>
     <w:tblPr>
@@ -6705,7 +6520,7 @@
       <w:spacing w:after="0" w:line="240" w:lineRule="auto"/>
     </w:pPr>
     <w:rPr>
-      <w:rFonts w:asciiTheme="majorHAnsi" w:eastAsiaTheme="majorEastAsia" w:hAnsiTheme="majorHAnsi" w:cstheme="majorBidi"/>
+      <w:rFonts/>
       <w:color w:val="000000" w:themeColor="text1"/>
     </w:rPr>
     <w:tblPr>
@@ -6833,7 +6648,7 @@
       <w:spacing w:after="0" w:line="240" w:lineRule="auto"/>
     </w:pPr>
     <w:rPr>
-      <w:rFonts w:asciiTheme="majorHAnsi" w:eastAsiaTheme="majorEastAsia" w:hAnsiTheme="majorHAnsi" w:cstheme="majorBidi"/>
+      <w:rFonts/>
       <w:color w:val="000000" w:themeColor="text1"/>
     </w:rPr>
     <w:tblPr>
@@ -6961,7 +6776,7 @@
       <w:spacing w:after="0" w:line="240" w:lineRule="auto"/>
     </w:pPr>
     <w:rPr>
-      <w:rFonts w:asciiTheme="majorHAnsi" w:eastAsiaTheme="majorEastAsia" w:hAnsiTheme="majorHAnsi" w:cstheme="majorBidi"/>
+      <w:rFonts/>
       <w:color w:val="000000" w:themeColor="text1"/>
     </w:rPr>
     <w:tblPr>
@@ -7089,7 +6904,7 @@
       <w:spacing w:after="0" w:line="240" w:lineRule="auto"/>
     </w:pPr>
     <w:rPr>
-      <w:rFonts w:asciiTheme="majorHAnsi" w:eastAsiaTheme="majorEastAsia" w:hAnsiTheme="majorHAnsi" w:cstheme="majorBidi"/>
+      <w:rFonts/>
       <w:color w:val="000000" w:themeColor="text1"/>
     </w:rPr>
     <w:tblPr>
@@ -7217,7 +7032,7 @@
       <w:spacing w:after="0" w:line="240" w:lineRule="auto"/>
     </w:pPr>
     <w:rPr>
-      <w:rFonts w:asciiTheme="majorHAnsi" w:eastAsiaTheme="majorEastAsia" w:hAnsiTheme="majorHAnsi" w:cstheme="majorBidi"/>
+      <w:rFonts/>
       <w:color w:val="000000" w:themeColor="text1"/>
     </w:rPr>
     <w:tblPr>
@@ -7345,7 +7160,7 @@
       <w:spacing w:after="0" w:line="240" w:lineRule="auto"/>
     </w:pPr>
     <w:rPr>
-      <w:rFonts w:asciiTheme="majorHAnsi" w:eastAsiaTheme="majorEastAsia" w:hAnsiTheme="majorHAnsi" w:cstheme="majorBidi"/>
+      <w:rFonts/>
       <w:color w:val="000000" w:themeColor="text1"/>
     </w:rPr>
     <w:tblPr>
@@ -7984,7 +7799,7 @@
       <w:spacing w:after="0" w:line="240" w:lineRule="auto"/>
     </w:pPr>
     <w:rPr>
-      <w:rFonts w:asciiTheme="majorHAnsi" w:eastAsiaTheme="majorEastAsia" w:hAnsiTheme="majorHAnsi" w:cstheme="majorBidi"/>
+      <w:rFonts/>
       <w:color w:val="000000" w:themeColor="text1"/>
     </w:rPr>
     <w:tblPr>
@@ -8109,7 +7924,7 @@
       <w:spacing w:after="0" w:line="240" w:lineRule="auto"/>
     </w:pPr>
     <w:rPr>
-      <w:rFonts w:asciiTheme="majorHAnsi" w:eastAsiaTheme="majorEastAsia" w:hAnsiTheme="majorHAnsi" w:cstheme="majorBidi"/>
+      <w:rFonts/>
       <w:color w:val="000000" w:themeColor="text1"/>
     </w:rPr>
     <w:tblPr>
@@ -8234,7 +8049,7 @@
       <w:spacing w:after="0" w:line="240" w:lineRule="auto"/>
     </w:pPr>
     <w:rPr>
-      <w:rFonts w:asciiTheme="majorHAnsi" w:eastAsiaTheme="majorEastAsia" w:hAnsiTheme="majorHAnsi" w:cstheme="majorBidi"/>
+      <w:rFonts/>
       <w:color w:val="000000" w:themeColor="text1"/>
     </w:rPr>
     <w:tblPr>
@@ -8359,7 +8174,7 @@
       <w:spacing w:after="0" w:line="240" w:lineRule="auto"/>
     </w:pPr>
     <w:rPr>
-      <w:rFonts w:asciiTheme="majorHAnsi" w:eastAsiaTheme="majorEastAsia" w:hAnsiTheme="majorHAnsi" w:cstheme="majorBidi"/>
+      <w:rFonts/>
       <w:color w:val="000000" w:themeColor="text1"/>
     </w:rPr>
     <w:tblPr>
@@ -8484,7 +8299,7 @@
       <w:spacing w:after="0" w:line="240" w:lineRule="auto"/>
     </w:pPr>
     <w:rPr>
-      <w:rFonts w:asciiTheme="majorHAnsi" w:eastAsiaTheme="majorEastAsia" w:hAnsiTheme="majorHAnsi" w:cstheme="majorBidi"/>
+      <w:rFonts/>
       <w:color w:val="000000" w:themeColor="text1"/>
     </w:rPr>
     <w:tblPr>
@@ -8609,7 +8424,7 @@
       <w:spacing w:after="0" w:line="240" w:lineRule="auto"/>
     </w:pPr>
     <w:rPr>
-      <w:rFonts w:asciiTheme="majorHAnsi" w:eastAsiaTheme="majorEastAsia" w:hAnsiTheme="majorHAnsi" w:cstheme="majorBidi"/>
+      <w:rFonts/>
       <w:color w:val="000000" w:themeColor="text1"/>
     </w:rPr>
     <w:tblPr>
@@ -8734,7 +8549,7 @@
       <w:spacing w:after="0" w:line="240" w:lineRule="auto"/>
     </w:pPr>
     <w:rPr>
-      <w:rFonts w:asciiTheme="majorHAnsi" w:eastAsiaTheme="majorEastAsia" w:hAnsiTheme="majorHAnsi" w:cstheme="majorBidi"/>
+      <w:rFonts/>
       <w:color w:val="000000" w:themeColor="text1"/>
     </w:rPr>
     <w:tblPr>
